--- a/sample_resumes/sample_web_developer.docx
+++ b/sample_resumes/sample_web_developer.docx
@@ -25,7 +25,7 @@
     </w:p>
     <w:p>
       <w:r>
-        <w:t>Full Stack Web Developer specialized in modern JavaScript, React, Node.js, and scalable cloud architectures.</w:t>
+        <w:t>Innovative Full Stack Web Developer with 3+ years of professional experience architecting, implementing, and maintaining high-volume web applications. Expert in modern JavaScript and TypeScript ecosystems, React component architectures, Node.js backend services, and relational/NoSQL database management. Committed to writing clean, modular code adhering to accessibility and performance standards.</w:t>
       </w:r>
     </w:p>
     <w:p>
@@ -38,7 +38,7 @@
     </w:p>
     <w:p>
       <w:r>
-        <w:t>JavaScript, TypeScript, React, Node.js, Express, HTML5, CSS3, Git, REST API, MongoDB, PostgreSQL, Responsive Design, Bootstrap</w:t>
+        <w:t>JavaScript, TypeScript, React, Node.js, Express, HTML5, CSS3, Git, REST API, MongoDB, PostgreSQL, Responsive Design, Bootstrap, Tailwind CSS, Docker, GraphQL</w:t>
       </w:r>
     </w:p>
     <w:p>
@@ -63,7 +63,7 @@
         <w:pStyle w:val="ListBullet"/>
       </w:pPr>
       <w:r>
-        <w:t>Architected high-volume web applications using React, TypeScript, and Node.js serving over 200,000 active users.</w:t>
+        <w:t>Architected and deployed responsive single-page web applications using React, TypeScript, and Node.js serving over 250,000 monthly active users.</w:t>
       </w:r>
     </w:p>
     <w:p>
@@ -71,7 +71,23 @@
         <w:pStyle w:val="ListBullet"/>
       </w:pPr>
       <w:r>
-        <w:t>Engineered RESTful APIs with Express and PostgreSQL, reducing endpoint response latency by 28%.</w:t>
+        <w:t>Engineered robust RESTful API endpoints and GraphQL microservices with Express and PostgreSQL, reducing endpoint response latency by 28%.</w:t>
+      </w:r>
+    </w:p>
+    <w:p>
+      <w:pPr>
+        <w:pStyle w:val="ListBullet"/>
+      </w:pPr>
+      <w:r>
+        <w:t>Implemented Redux state management patterns and optimized component re-rendering cycles, boosting Google Lighthouse performance scores from 72 to 96.</w:t>
+      </w:r>
+    </w:p>
+    <w:p>
+      <w:pPr>
+        <w:pStyle w:val="ListBullet"/>
+      </w:pPr>
+      <w:r>
+        <w:t>Conducted peer code reviews, mentored 3 junior developers, and maintained 90%+ unit test coverage using Jest and React Testing Library.</w:t>
       </w:r>
     </w:p>
     <w:p>
@@ -88,7 +104,7 @@
         <w:pStyle w:val="ListBullet"/>
       </w:pPr>
       <w:r>
-        <w:t>Designed accessible, mobile-responsive user interfaces adhering to WCAG 2.1 accessibility standards.</w:t>
+        <w:t>Developed accessible, cross-browser responsive interfaces with HTML5, CSS3, and JavaScript adhering strictly to WCAG 2.1 accessibility guidelines.</w:t>
       </w:r>
     </w:p>
     <w:p>
@@ -96,7 +112,15 @@
         <w:pStyle w:val="ListBullet"/>
       </w:pPr>
       <w:r>
-        <w:t>Streamlined Git version control branching workflows across a cross-functional team of 8 engineers.</w:t>
+        <w:t>Collaborated with UX designers in Figma to translate wireframes into reusable, maintainable React component libraries.</w:t>
+      </w:r>
+    </w:p>
+    <w:p>
+      <w:pPr>
+        <w:pStyle w:val="ListBullet"/>
+      </w:pPr>
+      <w:r>
+        <w:t>Standardized team Git branching strategies and automated pull request preview deployments via CI/CD workflows.</w:t>
       </w:r>
     </w:p>
     <w:p>
@@ -112,7 +136,7 @@
         <w:rPr>
           <w:b/>
         </w:rPr>
-        <w:t>E-Commerce SaaS Platform | React, Node.js, Express, MongoDB, REST API</w:t>
+        <w:t>E-Commerce Multi-Vendor Marketplace Platform | React, Node.js, Express, MongoDB, REST API, Stripe</w:t>
         <w:br/>
       </w:r>
     </w:p>
@@ -121,7 +145,7 @@
         <w:pStyle w:val="ListBullet"/>
       </w:pPr>
       <w:r>
-        <w:t>Constructed secure checkout microservice handling $1.2M in annual recurring transactions.</w:t>
+        <w:t>Constructed an enterprise-grade e-commerce application processing $1.8M in annual recurring transactions with zero downtime.</w:t>
       </w:r>
     </w:p>
     <w:p>
@@ -129,7 +153,15 @@
         <w:pStyle w:val="ListBullet"/>
       </w:pPr>
       <w:r>
-        <w:t>Optimized bundle size and component caching to improve Lighthouse page performance score to 96.</w:t>
+        <w:t>Implemented secure JWT authentication, role-based access control (RBAC), and transactional email notifications.</w:t>
+      </w:r>
+    </w:p>
+    <w:p>
+      <w:pPr>
+        <w:pStyle w:val="ListBullet"/>
+      </w:pPr>
+      <w:r>
+        <w:t>Designed dynamic inventory search filters and caching layers using Redis, decreasing database load by 40%.</w:t>
       </w:r>
     </w:p>
     <w:p>
@@ -137,7 +169,7 @@
         <w:rPr>
           <w:b/>
         </w:rPr>
-        <w:t>Collaborative Task Workspace | TypeScript, React, PostgreSQL, HTML5, CSS3</w:t>
+        <w:t>Real-Time Collaborative Team Workspace | TypeScript, React, PostgreSQL, WebSocket, Docker</w:t>
         <w:br/>
       </w:r>
     </w:p>
@@ -146,7 +178,15 @@
         <w:pStyle w:val="ListBullet"/>
       </w:pPr>
       <w:r>
-        <w:t>Built real-time task manager supporting team workspaces with instant websocket synchronization.</w:t>
+        <w:t>Built real-time collaborative whiteboard and task board application supporting concurrent multi-user editing with sub-50ms synchronization.</w:t>
+      </w:r>
+    </w:p>
+    <w:p>
+      <w:pPr>
+        <w:pStyle w:val="ListBullet"/>
+      </w:pPr>
+      <w:r>
+        <w:t>Containerized full-stack application with Docker Compose for seamless developer onboarding and staging deployments.</w:t>
       </w:r>
     </w:p>
     <w:p>
@@ -159,7 +199,7 @@
     </w:p>
     <w:p>
       <w:r>
-        <w:t>Bachelor of Science in Information Technology - Metropolitan College University (2017 - 2021)</w:t>
+        <w:t>Bachelor of Science in Information Technology and Web Engineering - Metropolitan College University (2017 - 2021)</w:t>
       </w:r>
     </w:p>
     <w:sectPr>
